--- a/Final Report/lewis_finalReport_3_06.docx
+++ b/Final Report/lewis_finalReport_3_06.docx
@@ -2470,15 +2470,7 @@
         <w:t xml:space="preserve"> c</w:t>
       </w:r>
       <w:r>
-        <w:t xml:space="preserve">an be decomposed into a rank-one signal component plus a noise component. Eigenvalue decomposition separates these contributions by partitioning the eigenvectors into a signal subspace and a </w:t>
-      </w:r>
-      <w:proofErr w:type="gramStart"/>
-      <w:r>
-        <w:t>noise</w:t>
-      </w:r>
-      <w:proofErr w:type="gramEnd"/>
-      <w:r>
-        <w:t xml:space="preserve"> subspace:</w:t>
+        <w:t>an be decomposed into a rank-one signal component plus a noise component. Eigenvalue decomposition separates these contributions by partitioning the eigenvectors into a signal subspace and a noise subspace:</w:t>
       </w:r>
     </w:p>
     <w:p>
@@ -3103,11 +3095,7 @@
         <w:jc w:val="both"/>
       </w:pPr>
       <w:r>
-        <w:t xml:space="preserve">       A key result is that the true steering </w:t>
-      </w:r>
-      <w:proofErr w:type="gramStart"/>
-      <w:r>
-        <w:t xml:space="preserve">vector </w:t>
+        <w:t xml:space="preserve">       A key result is that the true steering vector </w:t>
       </w:r>
       <w:r>
         <w:rPr>
@@ -3115,7 +3103,6 @@
         </w:rPr>
         <w:t>𝑎</w:t>
       </w:r>
-      <w:proofErr w:type="gramEnd"/>
       <w:r>
         <w:t>(</w:t>
       </w:r>
@@ -4785,7 +4772,7 @@
           <w:noProof/>
         </w:rPr>
         <w:drawing>
-          <wp:inline distT="0" distB="0" distL="0" distR="0" wp14:anchorId="60F84563" wp14:editId="64F75B9B">
+          <wp:inline distT="0" distB="0" distL="0" distR="0" wp14:anchorId="60F84563" wp14:editId="1B447D08">
             <wp:extent cx="2828193" cy="2112135"/>
             <wp:effectExtent l="0" t="0" r="0" b="2540"/>
             <wp:docPr id="1111778664" name="Picture 4"/>
@@ -5011,7 +4998,7 @@
           <w:noProof/>
         </w:rPr>
         <w:drawing>
-          <wp:inline distT="0" distB="0" distL="0" distR="0" wp14:anchorId="26725E92" wp14:editId="4DC6F6D0">
+          <wp:inline distT="0" distB="0" distL="0" distR="0" wp14:anchorId="26725E92" wp14:editId="782414F2">
             <wp:extent cx="2910625" cy="2173697"/>
             <wp:effectExtent l="0" t="0" r="4445" b="0"/>
             <wp:docPr id="634621823" name="Picture 5"/>
@@ -5391,7 +5378,7 @@
           <w:noProof/>
         </w:rPr>
         <w:drawing>
-          <wp:inline distT="0" distB="0" distL="0" distR="0" wp14:anchorId="7CE9EEDC" wp14:editId="75A17308">
+          <wp:inline distT="0" distB="0" distL="0" distR="0" wp14:anchorId="7CE9EEDC" wp14:editId="517B0964">
             <wp:extent cx="2898183" cy="1987513"/>
             <wp:effectExtent l="0" t="0" r="0" b="0"/>
             <wp:docPr id="768039472" name="Picture 1"/>
@@ -5568,7 +5555,7 @@
           <w:noProof/>
         </w:rPr>
         <w:drawing>
-          <wp:inline distT="0" distB="0" distL="0" distR="0" wp14:anchorId="2FC9A44D" wp14:editId="7ABB11A9">
+          <wp:inline distT="0" distB="0" distL="0" distR="0" wp14:anchorId="2FC9A44D" wp14:editId="4AAFB336">
             <wp:extent cx="2754670" cy="1890793"/>
             <wp:effectExtent l="0" t="0" r="7620" b="0"/>
             <wp:docPr id="2048798265" name="Picture 2"/>
@@ -5752,7 +5739,7 @@
           <w:noProof/>
         </w:rPr>
         <w:drawing>
-          <wp:inline distT="0" distB="0" distL="0" distR="0" wp14:anchorId="33FE1806" wp14:editId="0D93D0B9">
+          <wp:inline distT="0" distB="0" distL="0" distR="0" wp14:anchorId="33FE1806" wp14:editId="09E253A6">
             <wp:extent cx="2833698" cy="1945037"/>
             <wp:effectExtent l="0" t="0" r="5080" b="0"/>
             <wp:docPr id="812694332" name="Picture 3"/>
@@ -6716,7 +6703,7 @@
           <w:noProof/>
         </w:rPr>
         <w:drawing>
-          <wp:inline distT="0" distB="0" distL="0" distR="0" wp14:anchorId="729CBE62" wp14:editId="7BC69D77">
+          <wp:inline distT="0" distB="0" distL="0" distR="0" wp14:anchorId="729CBE62" wp14:editId="4DD1EF9E">
             <wp:extent cx="3017610" cy="2234316"/>
             <wp:effectExtent l="0" t="0" r="0" b="0"/>
             <wp:docPr id="134952948" name="Picture 6"/>
@@ -7062,7 +7049,7 @@
           <w:noProof/>
         </w:rPr>
         <w:drawing>
-          <wp:inline distT="0" distB="0" distL="0" distR="0" wp14:anchorId="3C00BB9E" wp14:editId="690B9100">
+          <wp:inline distT="0" distB="0" distL="0" distR="0" wp14:anchorId="3C00BB9E" wp14:editId="45C2660E">
             <wp:extent cx="3167481" cy="2327794"/>
             <wp:effectExtent l="0" t="0" r="0" b="0"/>
             <wp:docPr id="8310479" name="Picture 2"/>
@@ -7181,6 +7168,9 @@
     </w:p>
     <w:p>
       <w:r>
+        <w:rPr>
+          <w:noProof/>
+        </w:rPr>
         <w:drawing>
           <wp:inline distT="0" distB="0" distL="0" distR="0" wp14:anchorId="71B4D574" wp14:editId="040F0AA7">
             <wp:extent cx="3089910" cy="2628265"/>
@@ -7305,6 +7295,9 @@
     </w:p>
     <w:p>
       <w:r>
+        <w:rPr>
+          <w:noProof/>
+        </w:rPr>
         <w:drawing>
           <wp:inline distT="0" distB="0" distL="0" distR="0" wp14:anchorId="2D7D4D8C" wp14:editId="7AE579D6">
             <wp:extent cx="1532576" cy="2574730"/>
@@ -7345,6 +7338,9 @@
         <w:t xml:space="preserve"> </w:t>
       </w:r>
       <w:r>
+        <w:rPr>
+          <w:noProof/>
+        </w:rPr>
         <w:drawing>
           <wp:inline distT="0" distB="0" distL="0" distR="0" wp14:anchorId="2A2EFEBC" wp14:editId="4631027F">
             <wp:extent cx="1421842" cy="2571971"/>
@@ -7434,11 +7430,11 @@
     </w:p>
     <w:p>
       <w:pPr>
-        <w:pStyle w:val="Heading1"/>
-      </w:pPr>
-      <w:r>
-        <w:t>LIVE DEMO TESTING</w:t>
-      </w:r>
+        <w:rPr>
+          <w:sz w:val="8"/>
+          <w:szCs w:val="8"/>
+        </w:rPr>
+      </w:pPr>
     </w:p>
     <w:p>
       <w:pPr>
@@ -7446,13 +7442,33 @@
         <w:jc w:val="both"/>
       </w:pPr>
       <w:r>
-        <w:t xml:space="preserve">This section </w:t>
-      </w:r>
-      <w:r>
-        <w:t xml:space="preserve">will describe the process of experimentally testing the proposed DoA system to evaluate performance. </w:t>
-      </w:r>
-      <w:r>
-        <w:t>The testing methodology includes the physical testing apparatus, data collection process, and verification approach used to ensure accurate measurements. Experiments are conducted under both static and moving RF source conditions to evaluate system performance in controlled and dynamic scenarios. In each case, the antenna arrays are first tested individually to validate their independent operation before being integrated into the combined array configurations used for full azimuth and elevation estimation.</w:t>
+        <w:t>Using the apparatus described above, the proposed DoA system was experimentally tested to evaluate overall performance. During testing, two primary parameters were varied: the signal processing algorithm and the antenna array configuration. The MUSIC and ESPRIT algorithms were evaluated while operating with the ULA and UCA array configurations. Static testing was first conducted with the RF emitter positioned at known azimuth and elevation angles in order to establish a baseline for estimation accuracy. After static testing was completed, the same testing procedure was repeated with a moving RF source. During these moving tests, the emitter was only moved in the direction of interest; for example, during azimuth tests the elevation angle remained constant, and during elevation tests the azimuth angle remained fixed</w:t>
+      </w:r>
+      <w:r>
+        <w:t>.</w:t>
+      </w:r>
+    </w:p>
+    <w:p>
+      <w:pPr>
+        <w:pStyle w:val="Heading1"/>
+      </w:pPr>
+      <w:r>
+        <w:t>RESULTS AND OBSER</w:t>
+      </w:r>
+      <w:r>
+        <w:t>V</w:t>
+      </w:r>
+      <w:r>
+        <w:t>ATIONS</w:t>
+      </w:r>
+    </w:p>
+    <w:p>
+      <w:pPr>
+        <w:ind w:firstLine="14.40pt"/>
+        <w:jc w:val="both"/>
+      </w:pPr>
+      <w:r>
+        <w:t>Throughout this section, the collected estimation data is presented and analyzed for both static and moving RF sources. The results compare the performance of the MUSIC and ESPRIT algorithms across the different antenna array configurations tested during the live demonstration. Each configuration is evaluated based on the accuracy and consistency of the estimated direction of arrival and range measurements obtained during repeated trials.</w:t>
       </w:r>
     </w:p>
     <w:p>
@@ -7460,13 +7476,10 @@
         <w:pStyle w:val="Heading2"/>
       </w:pPr>
       <w:r>
-        <w:t xml:space="preserve">Static </w:t>
-      </w:r>
-      <w:r>
-        <w:t xml:space="preserve"> RF </w:t>
-      </w:r>
-      <w:r>
-        <w:t>Source</w:t>
+        <w:t>Static Source</w:t>
+      </w:r>
+      <w:r>
+        <w:t xml:space="preserve"> Testing</w:t>
       </w:r>
     </w:p>
     <w:p>
@@ -7487,7 +7500,7 @@
           <w:i w:val="0"/>
           <w:iCs w:val="0"/>
         </w:rPr>
-        <w:t>The first set of experimental testing is static tests for the individual array sections blah blah blah</w:t>
+        <w:t xml:space="preserve">The first set of the results to be evaluated is when the individual arrays are running the MUSIC alogirhtm to dtermine the azimuth angle </w:t>
       </w:r>
     </w:p>
     <w:p>
@@ -7516,13 +7529,10 @@
         <w:pStyle w:val="Heading2"/>
       </w:pPr>
       <w:r>
-        <w:t xml:space="preserve">Moving </w:t>
-      </w:r>
-      <w:r>
-        <w:t xml:space="preserve"> RF </w:t>
-      </w:r>
-      <w:r>
-        <w:t>Source</w:t>
+        <w:t>Moving Source</w:t>
+      </w:r>
+      <w:r>
+        <w:t xml:space="preserve"> Testing</w:t>
       </w:r>
     </w:p>
     <w:p>
@@ -7543,8 +7553,364 @@
           <w:i w:val="0"/>
           <w:iCs w:val="0"/>
         </w:rPr>
-        <w:t xml:space="preserve">Paragraph 1 blah blah. Hello this is paragraph 1 and im triyn to extend it os that you can see how far the indentation goes. Thanks. </w:t>
-      </w:r>
+        <w:t xml:space="preserve">The first moving source test evaluates the performance of the MUSIC algorithm using the UCA configuration. </w:t>
+      </w:r>
+      <w:r>
+        <w:rPr>
+          <w:i w:val="0"/>
+          <w:iCs w:val="0"/>
+        </w:rPr>
+        <w:t>The test evaluate</w:t>
+      </w:r>
+      <w:r>
+        <w:rPr>
+          <w:i w:val="0"/>
+          <w:iCs w:val="0"/>
+        </w:rPr>
+        <w:t>s</w:t>
+      </w:r>
+      <w:r>
+        <w:rPr>
+          <w:i w:val="0"/>
+          <w:iCs w:val="0"/>
+        </w:rPr>
+        <w:t xml:space="preserve"> the system’s ability to track a dynamic RF emitter using the proposed DoA estimation methods. Two motion patterns were used during testing in order to observe system performance under different target trajectories. In the first test, the RF emitter was moved in a linear azimuth sweep while maintaining a constant elevation angle. In the second test, the emitter was moved in a back-and-forth motion across the azimuth range to evaluate how well the estimation algorithm responds to directional changes. The resulting DoA estimates for both motion patterns are shown in the figures below.</w:t>
+      </w:r>
+    </w:p>
+    <w:p>
+      <w:pPr>
+        <w:jc w:val="both"/>
+        <w:rPr>
+          <w:sz w:val="8"/>
+          <w:szCs w:val="8"/>
+        </w:rPr>
+      </w:pPr>
+      <w:r>
+        <w:rPr>
+          <w:sz w:val="8"/>
+          <w:szCs w:val="8"/>
+        </w:rPr>
+        <w:t>\</w:t>
+      </w:r>
+    </w:p>
+    <w:p>
+      <w:pPr>
+        <w:rPr>
+          <w:sz w:val="16"/>
+          <w:szCs w:val="16"/>
+        </w:rPr>
+      </w:pPr>
+      <w:r>
+        <w:rPr>
+          <w:sz w:val="16"/>
+          <w:szCs w:val="16"/>
+        </w:rPr>
+        <w:drawing>
+          <wp:anchor distT="0" distB="0" distL="114300" distR="114300" simplePos="0" relativeHeight="251658240" behindDoc="0" locked="0" layoutInCell="1" allowOverlap="1" wp14:anchorId="0C8FF877" wp14:editId="368350D3">
+            <wp:simplePos x="0" y="0"/>
+            <wp:positionH relativeFrom="column">
+              <wp:posOffset>2734945</wp:posOffset>
+            </wp:positionH>
+            <wp:positionV relativeFrom="paragraph">
+              <wp:posOffset>1503045</wp:posOffset>
+            </wp:positionV>
+            <wp:extent cx="249611" cy="85725"/>
+            <wp:effectExtent l="0" t="0" r="0" b="0"/>
+            <wp:wrapNone/>
+            <wp:docPr id="1239517065" name="Picture 1"/>
+            <wp:cNvGraphicFramePr>
+              <a:graphicFrameLocks xmlns:a="http://purl.oclc.org/ooxml/drawingml/main" noChangeAspect="1"/>
+            </wp:cNvGraphicFramePr>
+            <a:graphic xmlns:a="http://purl.oclc.org/ooxml/drawingml/main">
+              <a:graphicData uri="http://purl.oclc.org/ooxml/drawingml/picture">
+                <pic:pic xmlns:pic="http://purl.oclc.org/ooxml/drawingml/picture">
+                  <pic:nvPicPr>
+                    <pic:cNvPr id="1239517065" name=""/>
+                    <pic:cNvPicPr/>
+                  </pic:nvPicPr>
+                  <pic:blipFill>
+                    <a:blip r:embed="rId34" cstate="print">
+                      <a:extLst>
+                        <a:ext uri="{28A0092B-C50C-407E-A947-70E740481C1C}">
+                          <a14:useLocalDpi xmlns:a14="http://schemas.microsoft.com/office/drawing/2010/main" val="0"/>
+                        </a:ext>
+                      </a:extLst>
+                    </a:blip>
+                    <a:stretch>
+                      <a:fillRect/>
+                    </a:stretch>
+                  </pic:blipFill>
+                  <pic:spPr>
+                    <a:xfrm>
+                      <a:off x="0" y="0"/>
+                      <a:ext cx="249611" cy="85725"/>
+                    </a:xfrm>
+                    <a:prstGeom prst="rect">
+                      <a:avLst/>
+                    </a:prstGeom>
+                  </pic:spPr>
+                </pic:pic>
+              </a:graphicData>
+            </a:graphic>
+            <wp14:sizeRelH relativeFrom="margin">
+              <wp14:pctWidth>0%</wp14:pctWidth>
+            </wp14:sizeRelH>
+            <wp14:sizeRelV relativeFrom="margin">
+              <wp14:pctHeight>0%</wp14:pctHeight>
+            </wp14:sizeRelV>
+          </wp:anchor>
+        </w:drawing>
+      </w:r>
+      <w:r>
+        <w:rPr>
+          <w:noProof/>
+          <w:sz w:val="16"/>
+          <w:szCs w:val="16"/>
+        </w:rPr>
+        <w:drawing>
+          <wp:inline distT="0" distB="0" distL="0" distR="0" wp14:anchorId="3A8CF859" wp14:editId="31697A3D">
+            <wp:extent cx="3089910" cy="1912620"/>
+            <wp:effectExtent l="0" t="0" r="0" b="0"/>
+            <wp:docPr id="327737497" name="Picture 7"/>
+            <wp:cNvGraphicFramePr>
+              <a:graphicFrameLocks xmlns:a="http://purl.oclc.org/ooxml/drawingml/main" noChangeAspect="1"/>
+            </wp:cNvGraphicFramePr>
+            <a:graphic xmlns:a="http://purl.oclc.org/ooxml/drawingml/main">
+              <a:graphicData uri="http://purl.oclc.org/ooxml/drawingml/picture">
+                <pic:pic xmlns:pic="http://purl.oclc.org/ooxml/drawingml/picture">
+                  <pic:nvPicPr>
+                    <pic:cNvPr id="327737497" name="Picture 327737497"/>
+                    <pic:cNvPicPr/>
+                  </pic:nvPicPr>
+                  <pic:blipFill>
+                    <a:blip r:embed="rId35" cstate="print">
+                      <a:extLst>
+                        <a:ext uri="{28A0092B-C50C-407E-A947-70E740481C1C}">
+                          <a14:useLocalDpi xmlns:a14="http://schemas.microsoft.com/office/drawing/2010/main" val="0"/>
+                        </a:ext>
+                      </a:extLst>
+                    </a:blip>
+                    <a:stretch>
+                      <a:fillRect/>
+                    </a:stretch>
+                  </pic:blipFill>
+                  <pic:spPr>
+                    <a:xfrm>
+                      <a:off x="0" y="0"/>
+                      <a:ext cx="3089910" cy="1912620"/>
+                    </a:xfrm>
+                    <a:prstGeom prst="rect">
+                      <a:avLst/>
+                    </a:prstGeom>
+                  </pic:spPr>
+                </pic:pic>
+              </a:graphicData>
+            </a:graphic>
+          </wp:inline>
+        </w:drawing>
+      </w:r>
+      <w:r>
+        <w:rPr>
+          <w:noProof/>
+        </w:rPr>
+        <w:t xml:space="preserve"> </w:t>
+      </w:r>
+    </w:p>
+    <w:p>
+      <w:pPr>
+        <w:rPr>
+          <w:sz w:val="16"/>
+          <w:szCs w:val="16"/>
+        </w:rPr>
+      </w:pPr>
+      <w:r>
+        <w:rPr>
+          <w:sz w:val="16"/>
+          <w:szCs w:val="16"/>
+        </w:rPr>
+        <w:t xml:space="preserve">Fig </w:t>
+      </w:r>
+      <w:r>
+        <w:rPr>
+          <w:sz w:val="16"/>
+          <w:szCs w:val="16"/>
+        </w:rPr>
+        <w:t>X. MUSIC-UCA Moving RF Source</w:t>
+      </w:r>
+      <w:r>
+        <w:rPr>
+          <w:sz w:val="16"/>
+          <w:szCs w:val="16"/>
+        </w:rPr>
+        <w:t xml:space="preserve"> (Indoor)</w:t>
+      </w:r>
+    </w:p>
+    <w:p>
+      <w:pPr>
+        <w:rPr>
+          <w:sz w:val="16"/>
+          <w:szCs w:val="16"/>
+        </w:rPr>
+      </w:pPr>
+      <w:r>
+        <w:rPr>
+          <w:sz w:val="16"/>
+          <w:szCs w:val="16"/>
+        </w:rPr>
+        <w:t xml:space="preserve">Elevation: </w:t>
+      </w:r>
+      <w:r>
+        <w:rPr>
+          <w:sz w:val="16"/>
+          <w:szCs w:val="16"/>
+        </w:rPr>
+        <w:t>20°</w:t>
+      </w:r>
+      <w:r>
+        <w:rPr>
+          <w:sz w:val="16"/>
+          <w:szCs w:val="16"/>
+        </w:rPr>
+        <w:t xml:space="preserve"> Azimuth: </w:t>
+      </w:r>
+      <w:r>
+        <w:rPr>
+          <w:sz w:val="16"/>
+          <w:szCs w:val="16"/>
+        </w:rPr>
+        <w:t>35</w:t>
+      </w:r>
+      <w:r>
+        <w:rPr>
+          <w:sz w:val="16"/>
+          <w:szCs w:val="16"/>
+        </w:rPr>
+        <w:t>°</w:t>
+      </w:r>
+      <w:r>
+        <w:rPr>
+          <w:sz w:val="16"/>
+          <w:szCs w:val="16"/>
+        </w:rPr>
+        <w:t>-13</w:t>
+      </w:r>
+      <w:r>
+        <w:rPr>
+          <w:sz w:val="16"/>
+          <w:szCs w:val="16"/>
+        </w:rPr>
+        <w:t>0°</w:t>
+      </w:r>
+    </w:p>
+    <w:p>
+      <w:pPr>
+        <w:rPr>
+          <w:sz w:val="8"/>
+          <w:szCs w:val="8"/>
+        </w:rPr>
+      </w:pPr>
+    </w:p>
+    <w:p>
+      <w:pPr>
+        <w:rPr>
+          <w:sz w:val="16"/>
+          <w:szCs w:val="16"/>
+        </w:rPr>
+      </w:pPr>
+    </w:p>
+    <w:p>
+      <w:pPr>
+        <w:rPr>
+          <w:sz w:val="16"/>
+          <w:szCs w:val="16"/>
+        </w:rPr>
+      </w:pPr>
+      <w:r>
+        <w:rPr>
+          <w:sz w:val="16"/>
+          <w:szCs w:val="16"/>
+        </w:rPr>
+        <w:t xml:space="preserve">Fig </w:t>
+      </w:r>
+      <w:r>
+        <w:rPr>
+          <w:sz w:val="16"/>
+          <w:szCs w:val="16"/>
+        </w:rPr>
+        <w:t>X. MUSIC-UCA Moving RF Source (Indoor)</w:t>
+      </w:r>
+    </w:p>
+    <w:p>
+      <w:pPr>
+        <w:rPr>
+          <w:sz w:val="16"/>
+          <w:szCs w:val="16"/>
+        </w:rPr>
+      </w:pPr>
+      <w:r>
+        <w:rPr>
+          <w:sz w:val="16"/>
+          <w:szCs w:val="16"/>
+        </w:rPr>
+        <w:t xml:space="preserve">Elevation: </w:t>
+      </w:r>
+      <w:r>
+        <w:rPr>
+          <w:sz w:val="16"/>
+          <w:szCs w:val="16"/>
+        </w:rPr>
+        <w:t>15</w:t>
+      </w:r>
+      <w:r>
+        <w:rPr>
+          <w:sz w:val="16"/>
+          <w:szCs w:val="16"/>
+        </w:rPr>
+        <w:t>°</w:t>
+      </w:r>
+      <w:r>
+        <w:rPr>
+          <w:sz w:val="16"/>
+          <w:szCs w:val="16"/>
+        </w:rPr>
+        <w:t xml:space="preserve"> Azimuth: </w:t>
+      </w:r>
+      <w:r>
+        <w:rPr>
+          <w:sz w:val="16"/>
+          <w:szCs w:val="16"/>
+        </w:rPr>
+        <w:t>10</w:t>
+      </w:r>
+      <w:r>
+        <w:rPr>
+          <w:sz w:val="16"/>
+          <w:szCs w:val="16"/>
+        </w:rPr>
+        <w:t>°</w:t>
+      </w:r>
+      <w:r>
+        <w:rPr>
+          <w:sz w:val="16"/>
+          <w:szCs w:val="16"/>
+        </w:rPr>
+        <w:t>-40</w:t>
+      </w:r>
+      <w:r>
+        <w:rPr>
+          <w:sz w:val="16"/>
+          <w:szCs w:val="16"/>
+        </w:rPr>
+        <w:t>°</w:t>
+      </w:r>
+    </w:p>
+    <w:p>
+      <w:pPr>
+        <w:rPr>
+          <w:sz w:val="8"/>
+          <w:szCs w:val="8"/>
+        </w:rPr>
+      </w:pPr>
     </w:p>
     <w:p>
       <w:pPr>
@@ -7564,15 +7930,378 @@
           <w:i w:val="0"/>
           <w:iCs w:val="0"/>
         </w:rPr>
-        <w:t>Paragraph 2 blah blah. Hello this is paragraph 2 and I’m trying to extend it so that you can see how far the indentation goes. Thanks.</w:t>
-      </w:r>
-    </w:p>
-    <w:p>
-      <w:pPr>
-        <w:pStyle w:val="Heading2"/>
-      </w:pPr>
-      <w:r>
-        <w:t>Elevation ..</w:t>
+        <w:t>The second moving source test evaluates the performance of the ESPRIT algorithm while using the ULA configuration. During this test, the RF sour</w:t>
+      </w:r>
+      <w:r>
+        <w:rPr>
+          <w:i w:val="0"/>
+          <w:iCs w:val="0"/>
+        </w:rPr>
+        <w:t xml:space="preserve">ce was moved very in the same general pattern as the MUSIC where in the </w:t>
+      </w:r>
+      <w:r>
+        <w:rPr>
+          <w:i w:val="0"/>
+          <w:iCs w:val="0"/>
+        </w:rPr>
+        <w:t>first test, the RF emitter was moved in a linear azimuth sweep while maintaining a constant elevation angle. In the second test, the emitter was moved in a back-and-forth motion across the azimuth range to evaluate how well the estimation algorithm responds to directional changes. The resulting DoA estimates for both motion patterns are shown in the figures below.</w:t>
+      </w:r>
+    </w:p>
+    <w:p>
+      <w:pPr>
+        <w:rPr>
+          <w:sz w:val="8"/>
+          <w:szCs w:val="8"/>
+        </w:rPr>
+      </w:pPr>
+    </w:p>
+    <w:p>
+      <w:pPr>
+        <w:rPr>
+          <w:sz w:val="16"/>
+          <w:szCs w:val="16"/>
+        </w:rPr>
+      </w:pPr>
+      <w:r>
+        <w:rPr>
+          <w:noProof/>
+          <w:sz w:val="16"/>
+          <w:szCs w:val="16"/>
+        </w:rPr>
+        <w:lastRenderedPageBreak/>
+        <w:drawing>
+          <wp:inline distT="0" distB="0" distL="0" distR="0" wp14:anchorId="3CBFC01F" wp14:editId="702E7E77">
+            <wp:extent cx="3110749" cy="1990725"/>
+            <wp:effectExtent l="0" t="0" r="0" b="0"/>
+            <wp:docPr id="1751830168" name="Picture 3"/>
+            <wp:cNvGraphicFramePr>
+              <a:graphicFrameLocks xmlns:a="http://purl.oclc.org/ooxml/drawingml/main" noChangeAspect="1"/>
+            </wp:cNvGraphicFramePr>
+            <a:graphic xmlns:a="http://purl.oclc.org/ooxml/drawingml/main">
+              <a:graphicData uri="http://purl.oclc.org/ooxml/drawingml/picture">
+                <pic:pic xmlns:pic="http://purl.oclc.org/ooxml/drawingml/picture">
+                  <pic:nvPicPr>
+                    <pic:cNvPr id="1751830168" name="Picture 1751830168"/>
+                    <pic:cNvPicPr/>
+                  </pic:nvPicPr>
+                  <pic:blipFill>
+                    <a:blip r:embed="rId36" cstate="print">
+                      <a:extLst>
+                        <a:ext uri="{28A0092B-C50C-407E-A947-70E740481C1C}">
+                          <a14:useLocalDpi xmlns:a14="http://schemas.microsoft.com/office/drawing/2010/main" val="0"/>
+                        </a:ext>
+                      </a:extLst>
+                    </a:blip>
+                    <a:stretch>
+                      <a:fillRect/>
+                    </a:stretch>
+                  </pic:blipFill>
+                  <pic:spPr>
+                    <a:xfrm>
+                      <a:off x="0" y="0"/>
+                      <a:ext cx="3166963" cy="2026699"/>
+                    </a:xfrm>
+                    <a:prstGeom prst="rect">
+                      <a:avLst/>
+                    </a:prstGeom>
+                  </pic:spPr>
+                </pic:pic>
+              </a:graphicData>
+            </a:graphic>
+          </wp:inline>
+        </w:drawing>
+      </w:r>
+    </w:p>
+    <w:p>
+      <w:pPr>
+        <w:rPr>
+          <w:sz w:val="16"/>
+          <w:szCs w:val="16"/>
+        </w:rPr>
+      </w:pPr>
+      <w:r>
+        <w:rPr>
+          <w:sz w:val="16"/>
+          <w:szCs w:val="16"/>
+        </w:rPr>
+        <w:t xml:space="preserve">Fig </w:t>
+      </w:r>
+      <w:r>
+        <w:rPr>
+          <w:sz w:val="16"/>
+          <w:szCs w:val="16"/>
+        </w:rPr>
+        <w:t xml:space="preserve">X. </w:t>
+      </w:r>
+      <w:r>
+        <w:rPr>
+          <w:sz w:val="16"/>
+          <w:szCs w:val="16"/>
+        </w:rPr>
+        <w:t>ESPRIT</w:t>
+      </w:r>
+      <w:r>
+        <w:rPr>
+          <w:sz w:val="16"/>
+          <w:szCs w:val="16"/>
+        </w:rPr>
+        <w:t>-U</w:t>
+      </w:r>
+      <w:r>
+        <w:rPr>
+          <w:sz w:val="16"/>
+          <w:szCs w:val="16"/>
+        </w:rPr>
+        <w:t>L</w:t>
+      </w:r>
+      <w:r>
+        <w:rPr>
+          <w:sz w:val="16"/>
+          <w:szCs w:val="16"/>
+        </w:rPr>
+        <w:t>A Moving RF Source (Indoor)</w:t>
+      </w:r>
+    </w:p>
+    <w:p>
+      <w:pPr>
+        <w:rPr>
+          <w:sz w:val="16"/>
+          <w:szCs w:val="16"/>
+        </w:rPr>
+      </w:pPr>
+      <w:r>
+        <w:rPr>
+          <w:sz w:val="16"/>
+          <w:szCs w:val="16"/>
+        </w:rPr>
+        <w:t xml:space="preserve">Elevation: </w:t>
+      </w:r>
+      <w:r>
+        <w:rPr>
+          <w:sz w:val="16"/>
+          <w:szCs w:val="16"/>
+        </w:rPr>
+        <w:t>20°</w:t>
+      </w:r>
+      <w:r>
+        <w:rPr>
+          <w:sz w:val="16"/>
+          <w:szCs w:val="16"/>
+        </w:rPr>
+        <w:t xml:space="preserve"> Azimuth: </w:t>
+      </w:r>
+      <w:r>
+        <w:rPr>
+          <w:sz w:val="16"/>
+          <w:szCs w:val="16"/>
+        </w:rPr>
+        <w:t>0°</w:t>
+      </w:r>
+      <w:r>
+        <w:rPr>
+          <w:sz w:val="16"/>
+          <w:szCs w:val="16"/>
+        </w:rPr>
+        <w:t>-1</w:t>
+      </w:r>
+      <w:r>
+        <w:rPr>
+          <w:sz w:val="16"/>
+          <w:szCs w:val="16"/>
+        </w:rPr>
+        <w:t>65</w:t>
+      </w:r>
+      <w:r>
+        <w:rPr>
+          <w:sz w:val="16"/>
+          <w:szCs w:val="16"/>
+        </w:rPr>
+        <w:t>°</w:t>
+      </w:r>
+    </w:p>
+    <w:p>
+      <w:pPr>
+        <w:rPr>
+          <w:sz w:val="8"/>
+          <w:szCs w:val="8"/>
+        </w:rPr>
+      </w:pPr>
+    </w:p>
+    <w:p>
+      <w:pPr>
+        <w:rPr>
+          <w:sz w:val="16"/>
+          <w:szCs w:val="16"/>
+        </w:rPr>
+      </w:pPr>
+      <w:r>
+        <w:rPr>
+          <w:noProof/>
+          <w:sz w:val="16"/>
+          <w:szCs w:val="16"/>
+        </w:rPr>
+        <w:drawing>
+          <wp:inline distT="0" distB="0" distL="0" distR="0" wp14:anchorId="15920F11" wp14:editId="1FC8AA00">
+            <wp:extent cx="3064991" cy="1952625"/>
+            <wp:effectExtent l="0" t="0" r="2540" b="0"/>
+            <wp:docPr id="540985691" name="Picture 5"/>
+            <wp:cNvGraphicFramePr>
+              <a:graphicFrameLocks xmlns:a="http://purl.oclc.org/ooxml/drawingml/main" noChangeAspect="1"/>
+            </wp:cNvGraphicFramePr>
+            <a:graphic xmlns:a="http://purl.oclc.org/ooxml/drawingml/main">
+              <a:graphicData uri="http://purl.oclc.org/ooxml/drawingml/picture">
+                <pic:pic xmlns:pic="http://purl.oclc.org/ooxml/drawingml/picture">
+                  <pic:nvPicPr>
+                    <pic:cNvPr id="540985691" name="Picture 540985691"/>
+                    <pic:cNvPicPr/>
+                  </pic:nvPicPr>
+                  <pic:blipFill>
+                    <a:blip r:embed="rId37" cstate="print">
+                      <a:extLst>
+                        <a:ext uri="{28A0092B-C50C-407E-A947-70E740481C1C}">
+                          <a14:useLocalDpi xmlns:a14="http://schemas.microsoft.com/office/drawing/2010/main" val="0"/>
+                        </a:ext>
+                      </a:extLst>
+                    </a:blip>
+                    <a:stretch>
+                      <a:fillRect/>
+                    </a:stretch>
+                  </pic:blipFill>
+                  <pic:spPr>
+                    <a:xfrm>
+                      <a:off x="0" y="0"/>
+                      <a:ext cx="3069007" cy="1955183"/>
+                    </a:xfrm>
+                    <a:prstGeom prst="rect">
+                      <a:avLst/>
+                    </a:prstGeom>
+                  </pic:spPr>
+                </pic:pic>
+              </a:graphicData>
+            </a:graphic>
+          </wp:inline>
+        </w:drawing>
+      </w:r>
+    </w:p>
+    <w:p>
+      <w:pPr>
+        <w:rPr>
+          <w:sz w:val="16"/>
+          <w:szCs w:val="16"/>
+        </w:rPr>
+      </w:pPr>
+      <w:r>
+        <w:rPr>
+          <w:sz w:val="16"/>
+          <w:szCs w:val="16"/>
+        </w:rPr>
+        <w:t xml:space="preserve">Fig </w:t>
+      </w:r>
+      <w:r>
+        <w:rPr>
+          <w:sz w:val="16"/>
+          <w:szCs w:val="16"/>
+        </w:rPr>
+        <w:t xml:space="preserve">X. </w:t>
+      </w:r>
+      <w:r>
+        <w:rPr>
+          <w:sz w:val="16"/>
+          <w:szCs w:val="16"/>
+        </w:rPr>
+        <w:t>ESPRIT</w:t>
+      </w:r>
+      <w:r>
+        <w:rPr>
+          <w:sz w:val="16"/>
+          <w:szCs w:val="16"/>
+        </w:rPr>
+        <w:t>-U</w:t>
+      </w:r>
+      <w:r>
+        <w:rPr>
+          <w:sz w:val="16"/>
+          <w:szCs w:val="16"/>
+        </w:rPr>
+        <w:t>L</w:t>
+      </w:r>
+      <w:r>
+        <w:rPr>
+          <w:sz w:val="16"/>
+          <w:szCs w:val="16"/>
+        </w:rPr>
+        <w:t>A Moving RF Source (Indoor)</w:t>
+      </w:r>
+    </w:p>
+    <w:p>
+      <w:pPr>
+        <w:rPr>
+          <w:sz w:val="16"/>
+          <w:szCs w:val="16"/>
+        </w:rPr>
+      </w:pPr>
+      <w:r>
+        <w:rPr>
+          <w:sz w:val="16"/>
+          <w:szCs w:val="16"/>
+        </w:rPr>
+        <w:t xml:space="preserve">Elevation: </w:t>
+      </w:r>
+      <w:r>
+        <w:rPr>
+          <w:sz w:val="16"/>
+          <w:szCs w:val="16"/>
+        </w:rPr>
+        <w:t>15</w:t>
+      </w:r>
+      <w:r>
+        <w:rPr>
+          <w:sz w:val="16"/>
+          <w:szCs w:val="16"/>
+        </w:rPr>
+        <w:t>°</w:t>
+      </w:r>
+      <w:r>
+        <w:rPr>
+          <w:sz w:val="16"/>
+          <w:szCs w:val="16"/>
+        </w:rPr>
+        <w:t xml:space="preserve"> Azimuth:</w:t>
+      </w:r>
+      <w:r>
+        <w:rPr>
+          <w:sz w:val="16"/>
+          <w:szCs w:val="16"/>
+        </w:rPr>
+        <w:t>-60</w:t>
+      </w:r>
+      <w:r>
+        <w:rPr>
+          <w:sz w:val="16"/>
+          <w:szCs w:val="16"/>
+        </w:rPr>
+        <w:t>°</w:t>
+      </w:r>
+      <w:r>
+        <w:rPr>
+          <w:sz w:val="16"/>
+          <w:szCs w:val="16"/>
+        </w:rPr>
+        <w:t>-</w:t>
+      </w:r>
+      <w:r>
+        <w:rPr>
+          <w:sz w:val="16"/>
+          <w:szCs w:val="16"/>
+        </w:rPr>
+        <w:t>60</w:t>
+      </w:r>
+      <w:r>
+        <w:rPr>
+          <w:sz w:val="16"/>
+          <w:szCs w:val="16"/>
+        </w:rPr>
+        <w:t>°</w:t>
       </w:r>
     </w:p>
     <w:p>
@@ -7593,7 +8322,272 @@
           <w:i w:val="0"/>
           <w:iCs w:val="0"/>
         </w:rPr>
-        <w:t xml:space="preserve">Paragraph 1 blah blah. Hello this is paragraph 1 and im triyn to extend it os that you can see how far the indentation goes. Thanks. </w:t>
+        <w:t>The final moving source tests evaluate the performance of the vertical ULA configuration. During these tests, the RF source was moved along the same general paths used in the previous experiments. The first test consisted of a linear sweep where the elevation angle of the source was varied while the azimuth remained constant. Following this, a second test was performed in which the source was moved in a back-and-forth motion across the elevation range in order to evaluate the system’s ability to track changes in elevation direction. The resulting DoA estimates for both motion patterns are shown in the figures below.</w:t>
+      </w:r>
+    </w:p>
+    <w:p>
+      <w:pPr>
+        <w:rPr>
+          <w:sz w:val="8"/>
+          <w:szCs w:val="8"/>
+        </w:rPr>
+      </w:pPr>
+    </w:p>
+    <w:p>
+      <w:pPr>
+        <w:rPr>
+          <w:sz w:val="16"/>
+          <w:szCs w:val="16"/>
+        </w:rPr>
+      </w:pPr>
+    </w:p>
+    <w:p>
+      <w:pPr>
+        <w:rPr>
+          <w:sz w:val="16"/>
+          <w:szCs w:val="16"/>
+        </w:rPr>
+      </w:pPr>
+      <w:r>
+        <w:rPr>
+          <w:sz w:val="16"/>
+          <w:szCs w:val="16"/>
+        </w:rPr>
+        <w:t xml:space="preserve">Fig </w:t>
+      </w:r>
+      <w:r>
+        <w:rPr>
+          <w:sz w:val="16"/>
+          <w:szCs w:val="16"/>
+        </w:rPr>
+        <w:t>X. ESPRIT-ULA Moving RF Source (Indoor)</w:t>
+      </w:r>
+    </w:p>
+    <w:p>
+      <w:pPr>
+        <w:rPr>
+          <w:sz w:val="16"/>
+          <w:szCs w:val="16"/>
+        </w:rPr>
+      </w:pPr>
+      <w:r>
+        <w:rPr>
+          <w:sz w:val="16"/>
+          <w:szCs w:val="16"/>
+        </w:rPr>
+        <w:t xml:space="preserve">Elevation: </w:t>
+      </w:r>
+      <w:r>
+        <w:rPr>
+          <w:sz w:val="16"/>
+          <w:szCs w:val="16"/>
+        </w:rPr>
+        <w:t>20°</w:t>
+      </w:r>
+      <w:r>
+        <w:rPr>
+          <w:sz w:val="16"/>
+          <w:szCs w:val="16"/>
+        </w:rPr>
+        <w:t xml:space="preserve"> Azimuth: </w:t>
+      </w:r>
+      <w:r>
+        <w:rPr>
+          <w:sz w:val="16"/>
+          <w:szCs w:val="16"/>
+        </w:rPr>
+        <w:t>0°</w:t>
+      </w:r>
+      <w:r>
+        <w:rPr>
+          <w:sz w:val="16"/>
+          <w:szCs w:val="16"/>
+        </w:rPr>
+        <w:t>-165</w:t>
+      </w:r>
+      <w:r>
+        <w:rPr>
+          <w:sz w:val="16"/>
+          <w:szCs w:val="16"/>
+        </w:rPr>
+        <w:t>°</w:t>
+      </w:r>
+    </w:p>
+    <w:p>
+      <w:pPr>
+        <w:rPr>
+          <w:sz w:val="8"/>
+          <w:szCs w:val="8"/>
+        </w:rPr>
+      </w:pPr>
+    </w:p>
+    <w:p>
+      <w:pPr>
+        <w:rPr>
+          <w:sz w:val="16"/>
+          <w:szCs w:val="16"/>
+        </w:rPr>
+      </w:pPr>
+      <w:r>
+        <w:rPr>
+          <w:noProof/>
+          <w:sz w:val="16"/>
+          <w:szCs w:val="16"/>
+        </w:rPr>
+        <w:drawing>
+          <wp:inline distT="0" distB="0" distL="0" distR="0" wp14:anchorId="63847170" wp14:editId="301C4738">
+            <wp:extent cx="3089910" cy="1885950"/>
+            <wp:effectExtent l="0" t="0" r="0" b="0"/>
+            <wp:docPr id="1008607725" name="Picture 8"/>
+            <wp:cNvGraphicFramePr>
+              <a:graphicFrameLocks xmlns:a="http://purl.oclc.org/ooxml/drawingml/main" noChangeAspect="1"/>
+            </wp:cNvGraphicFramePr>
+            <a:graphic xmlns:a="http://purl.oclc.org/ooxml/drawingml/main">
+              <a:graphicData uri="http://purl.oclc.org/ooxml/drawingml/picture">
+                <pic:pic xmlns:pic="http://purl.oclc.org/ooxml/drawingml/picture">
+                  <pic:nvPicPr>
+                    <pic:cNvPr id="1008607725" name="Picture 1008607725"/>
+                    <pic:cNvPicPr/>
+                  </pic:nvPicPr>
+                  <pic:blipFill>
+                    <a:blip r:embed="rId38" cstate="print">
+                      <a:extLst>
+                        <a:ext uri="{28A0092B-C50C-407E-A947-70E740481C1C}">
+                          <a14:useLocalDpi xmlns:a14="http://schemas.microsoft.com/office/drawing/2010/main" val="0"/>
+                        </a:ext>
+                      </a:extLst>
+                    </a:blip>
+                    <a:stretch>
+                      <a:fillRect/>
+                    </a:stretch>
+                  </pic:blipFill>
+                  <pic:spPr>
+                    <a:xfrm>
+                      <a:off x="0" y="0"/>
+                      <a:ext cx="3089910" cy="1885950"/>
+                    </a:xfrm>
+                    <a:prstGeom prst="rect">
+                      <a:avLst/>
+                    </a:prstGeom>
+                  </pic:spPr>
+                </pic:pic>
+              </a:graphicData>
+            </a:graphic>
+          </wp:inline>
+        </w:drawing>
+      </w:r>
+    </w:p>
+    <w:p>
+      <w:pPr>
+        <w:rPr>
+          <w:sz w:val="16"/>
+          <w:szCs w:val="16"/>
+        </w:rPr>
+      </w:pPr>
+      <w:r>
+        <w:rPr>
+          <w:sz w:val="16"/>
+          <w:szCs w:val="16"/>
+        </w:rPr>
+        <w:t xml:space="preserve">Fig </w:t>
+      </w:r>
+      <w:r>
+        <w:rPr>
+          <w:sz w:val="16"/>
+          <w:szCs w:val="16"/>
+        </w:rPr>
+        <w:t>X. ESPRIT-ULA Moving RF Source (Indoor)</w:t>
+      </w:r>
+    </w:p>
+    <w:p>
+      <w:pPr>
+        <w:rPr>
+          <w:sz w:val="16"/>
+          <w:szCs w:val="16"/>
+        </w:rPr>
+      </w:pPr>
+      <w:r>
+        <w:rPr>
+          <w:sz w:val="16"/>
+          <w:szCs w:val="16"/>
+        </w:rPr>
+        <w:t xml:space="preserve">Elevation: </w:t>
+      </w:r>
+      <w:r>
+        <w:rPr>
+          <w:sz w:val="16"/>
+          <w:szCs w:val="16"/>
+        </w:rPr>
+        <w:t>15</w:t>
+      </w:r>
+      <w:r>
+        <w:rPr>
+          <w:sz w:val="16"/>
+          <w:szCs w:val="16"/>
+        </w:rPr>
+        <w:t>°</w:t>
+      </w:r>
+      <w:r>
+        <w:rPr>
+          <w:sz w:val="16"/>
+          <w:szCs w:val="16"/>
+        </w:rPr>
+        <w:t>-40</w:t>
+      </w:r>
+      <w:r>
+        <w:rPr>
+          <w:sz w:val="16"/>
+          <w:szCs w:val="16"/>
+        </w:rPr>
+        <w:t>°</w:t>
+      </w:r>
+      <w:r>
+        <w:rPr>
+          <w:sz w:val="16"/>
+          <w:szCs w:val="16"/>
+        </w:rPr>
+        <w:t xml:space="preserve"> Azimuth:</w:t>
+      </w:r>
+      <w:r>
+        <w:rPr>
+          <w:sz w:val="16"/>
+          <w:szCs w:val="16"/>
+        </w:rPr>
+        <w:t xml:space="preserve"> 0</w:t>
+      </w:r>
+      <w:r>
+        <w:rPr>
+          <w:sz w:val="16"/>
+          <w:szCs w:val="16"/>
+        </w:rPr>
+        <w:t>°</w:t>
+      </w:r>
+    </w:p>
+    <w:p>
+      <w:pPr>
+        <w:pStyle w:val="Heading1"/>
+      </w:pPr>
+      <w:r>
+        <w:t>COMPARISON</w:t>
+      </w:r>
+    </w:p>
+    <w:p>
+      <w:pPr>
+        <w:jc w:val="both"/>
+      </w:pPr>
+      <w:r>
+        <w:t xml:space="preserve">This section will </w:t>
+      </w:r>
+      <w:r>
+        <w:t xml:space="preserve">detail the comparison and maybe we can end it with a good message about our thoughts on our work. </w:t>
+      </w:r>
+    </w:p>
+    <w:p>
+      <w:pPr>
+        <w:pStyle w:val="Heading2"/>
+      </w:pPr>
+      <w:r>
+        <w:t>Section A</w:t>
       </w:r>
     </w:p>
     <w:p>
@@ -7614,15 +8608,7 @@
           <w:i w:val="0"/>
           <w:iCs w:val="0"/>
         </w:rPr>
-        <w:t>Paragraph 2 blah blah. Hello this is paragraph 2 and I’m trying to extend it so that you can see how far the indentation goes. Thanks.</w:t>
-      </w:r>
-    </w:p>
-    <w:p>
-      <w:pPr>
-        <w:pStyle w:val="Heading2"/>
-      </w:pPr>
-      <w:r>
-        <w:t>Range ..</w:t>
+        <w:t xml:space="preserve">Paragraph 1 blah blah. Hello this is paragraph 1 and im triyn to extend it os that you can see how far the indentation goes. Thanks. </w:t>
       </w:r>
     </w:p>
     <w:p>
@@ -7643,7 +8629,15 @@
           <w:i w:val="0"/>
           <w:iCs w:val="0"/>
         </w:rPr>
-        <w:t xml:space="preserve">Paragraph 1 blah blah. Hello this is paragraph 1 and im triyn to extend it os that you can see how far the indentation goes. Thanks. </w:t>
+        <w:t>Paragraph 2 blah blah. Hello this is paragraph 2 and I’m trying to extend it so that you can see how far the indentation goes. Thanks.</w:t>
+      </w:r>
+    </w:p>
+    <w:p>
+      <w:pPr>
+        <w:pStyle w:val="Heading2"/>
+      </w:pPr>
+      <w:r>
+        <w:t>Section B</w:t>
       </w:r>
     </w:p>
     <w:p>
@@ -7664,15 +8658,7 @@
           <w:i w:val="0"/>
           <w:iCs w:val="0"/>
         </w:rPr>
-        <w:t>Paragraph 2 blah blah. Hello this is paragraph 2 and I’m trying to extend it so that you can see how far the indentation goes. Thanks.</w:t>
-      </w:r>
-    </w:p>
-    <w:p>
-      <w:pPr>
-        <w:pStyle w:val="Heading2"/>
-      </w:pPr>
-      <w:r>
-        <w:t>Data Collection</w:t>
+        <w:t xml:space="preserve">Paragraph 1 blah blah. Hello this is paragraph 1 and im triyn to extend it os that you can see how far the indentation goes. Thanks. </w:t>
       </w:r>
     </w:p>
     <w:p>
@@ -7693,7 +8679,15 @@
           <w:i w:val="0"/>
           <w:iCs w:val="0"/>
         </w:rPr>
-        <w:t xml:space="preserve">Paragraph 1 blah blah. Hello this is paragraph 1 and im triyn to extend it os that you can see how far the indentation goes. Thanks. </w:t>
+        <w:t>Paragraph 2 blah blah. Hello this is paragraph 2 and I’m trying to extend it so that you can see how far the indentation goes. Thanks.</w:t>
+      </w:r>
+    </w:p>
+    <w:p>
+      <w:pPr>
+        <w:pStyle w:val="Heading2"/>
+      </w:pPr>
+      <w:r>
+        <w:t>Section C</w:t>
       </w:r>
     </w:p>
     <w:p>
@@ -7714,38 +8708,7 @@
           <w:i w:val="0"/>
           <w:iCs w:val="0"/>
         </w:rPr>
-        <w:t>Paragraph 2 blah blah. Hello this is paragraph 2 and I’m trying to extend it so that you can see how far the indentation goes. Thanks.</w:t>
-      </w:r>
-    </w:p>
-    <w:p>
-      <w:pPr>
-        <w:pStyle w:val="Heading1"/>
-      </w:pPr>
-      <w:r>
-        <w:t>RESULTS AND OBSER</w:t>
-      </w:r>
-      <w:r>
-        <w:t>V</w:t>
-      </w:r>
-      <w:r>
-        <w:t>ATIONS</w:t>
-      </w:r>
-    </w:p>
-    <w:p>
-      <w:pPr>
-        <w:ind w:firstLine="14.40pt"/>
-        <w:jc w:val="both"/>
-      </w:pPr>
-      <w:r>
-        <w:t>Blah Blah Blah</w:t>
-      </w:r>
-    </w:p>
-    <w:p>
-      <w:pPr>
-        <w:pStyle w:val="Heading2"/>
-      </w:pPr>
-      <w:r>
-        <w:t>Static Source</w:t>
+        <w:t xml:space="preserve">Paragraph 1 blah blah. Hello this is paragraph 1 and im triyn to extend it os that you can see how far the indentation goes. Thanks. </w:t>
       </w:r>
     </w:p>
     <w:p>
@@ -7766,247 +8729,6 @@
           <w:i w:val="0"/>
           <w:iCs w:val="0"/>
         </w:rPr>
-        <w:t xml:space="preserve">Paragraph 1 blah blah. Hello this is paragraph 1 and im triyn to extend it os that you can see how far the indentation goes. Thanks. </w:t>
-      </w:r>
-    </w:p>
-    <w:p>
-      <w:pPr>
-        <w:pStyle w:val="Heading3"/>
-        <w:numPr>
-          <w:ilvl w:val="0"/>
-          <w:numId w:val="0"/>
-        </w:numPr>
-        <w:ind w:firstLine="14.40pt"/>
-        <w:rPr>
-          <w:i w:val="0"/>
-          <w:iCs w:val="0"/>
-        </w:rPr>
-      </w:pPr>
-      <w:r>
-        <w:rPr>
-          <w:i w:val="0"/>
-          <w:iCs w:val="0"/>
-        </w:rPr>
-        <w:t>Paragraph 2 blah blah. Hello this is paragraph 2 and I’m trying to extend it so that you can see how far the indentation goes. Thanks.</w:t>
-      </w:r>
-    </w:p>
-    <w:p>
-      <w:pPr>
-        <w:pStyle w:val="Heading2"/>
-      </w:pPr>
-      <w:r>
-        <w:t>Moving Source</w:t>
-      </w:r>
-    </w:p>
-    <w:p>
-      <w:pPr>
-        <w:pStyle w:val="Heading3"/>
-        <w:numPr>
-          <w:ilvl w:val="0"/>
-          <w:numId w:val="0"/>
-        </w:numPr>
-        <w:ind w:firstLine="14.40pt"/>
-        <w:rPr>
-          <w:i w:val="0"/>
-          <w:iCs w:val="0"/>
-        </w:rPr>
-      </w:pPr>
-      <w:r>
-        <w:rPr>
-          <w:i w:val="0"/>
-          <w:iCs w:val="0"/>
-        </w:rPr>
-        <w:t xml:space="preserve">Paragraph 1 blah blah. Hello this is paragraph 1 and im triyn to extend it os that you can see how far the indentation goes. Thanks. </w:t>
-      </w:r>
-    </w:p>
-    <w:p>
-      <w:pPr>
-        <w:pStyle w:val="Heading3"/>
-        <w:numPr>
-          <w:ilvl w:val="0"/>
-          <w:numId w:val="0"/>
-        </w:numPr>
-        <w:ind w:firstLine="14.40pt"/>
-        <w:rPr>
-          <w:i w:val="0"/>
-          <w:iCs w:val="0"/>
-        </w:rPr>
-      </w:pPr>
-      <w:r>
-        <w:rPr>
-          <w:i w:val="0"/>
-          <w:iCs w:val="0"/>
-        </w:rPr>
-        <w:t>Paragraph 2 blah blah. Hello this is paragraph 2 and I’m trying to extend it so that you can see how far the indentation goes. Thanks.</w:t>
-      </w:r>
-    </w:p>
-    <w:p>
-      <w:pPr>
-        <w:pStyle w:val="Heading1"/>
-      </w:pPr>
-      <w:r>
-        <w:t>COMPARISON</w:t>
-      </w:r>
-    </w:p>
-    <w:p>
-      <w:pPr>
-        <w:jc w:val="both"/>
-      </w:pPr>
-      <w:r>
-        <w:t xml:space="preserve">This section will </w:t>
-      </w:r>
-      <w:r>
-        <w:t xml:space="preserve">detail the comparison and maybe we can end it with a good message about our thoughts on our work. </w:t>
-      </w:r>
-    </w:p>
-    <w:p>
-      <w:pPr>
-        <w:pStyle w:val="Heading2"/>
-      </w:pPr>
-      <w:r>
-        <w:t>Section A</w:t>
-      </w:r>
-    </w:p>
-    <w:p>
-      <w:pPr>
-        <w:pStyle w:val="Heading3"/>
-        <w:numPr>
-          <w:ilvl w:val="0"/>
-          <w:numId w:val="0"/>
-        </w:numPr>
-        <w:ind w:firstLine="14.40pt"/>
-        <w:rPr>
-          <w:i w:val="0"/>
-          <w:iCs w:val="0"/>
-        </w:rPr>
-      </w:pPr>
-      <w:r>
-        <w:rPr>
-          <w:i w:val="0"/>
-          <w:iCs w:val="0"/>
-        </w:rPr>
-        <w:t xml:space="preserve">Paragraph 1 blah blah. Hello this is paragraph 1 and im triyn to extend it os that you can see how far the indentation goes. Thanks. </w:t>
-      </w:r>
-    </w:p>
-    <w:p>
-      <w:pPr>
-        <w:pStyle w:val="Heading3"/>
-        <w:numPr>
-          <w:ilvl w:val="0"/>
-          <w:numId w:val="0"/>
-        </w:numPr>
-        <w:ind w:firstLine="14.40pt"/>
-        <w:rPr>
-          <w:i w:val="0"/>
-          <w:iCs w:val="0"/>
-        </w:rPr>
-      </w:pPr>
-      <w:r>
-        <w:rPr>
-          <w:i w:val="0"/>
-          <w:iCs w:val="0"/>
-        </w:rPr>
-        <w:t>Paragraph 2 blah blah. Hello this is paragraph 2 and I’m trying to extend it so that you can see how far the indentation goes. Thanks.</w:t>
-      </w:r>
-    </w:p>
-    <w:p>
-      <w:pPr>
-        <w:pStyle w:val="Heading2"/>
-      </w:pPr>
-      <w:r>
-        <w:t>Section B</w:t>
-      </w:r>
-    </w:p>
-    <w:p>
-      <w:pPr>
-        <w:pStyle w:val="Heading3"/>
-        <w:numPr>
-          <w:ilvl w:val="0"/>
-          <w:numId w:val="0"/>
-        </w:numPr>
-        <w:ind w:firstLine="14.40pt"/>
-        <w:rPr>
-          <w:i w:val="0"/>
-          <w:iCs w:val="0"/>
-        </w:rPr>
-      </w:pPr>
-      <w:r>
-        <w:rPr>
-          <w:i w:val="0"/>
-          <w:iCs w:val="0"/>
-        </w:rPr>
-        <w:t xml:space="preserve">Paragraph 1 blah blah. Hello this is paragraph 1 and im triyn to extend it os that you can see how far the indentation goes. Thanks. </w:t>
-      </w:r>
-    </w:p>
-    <w:p>
-      <w:pPr>
-        <w:pStyle w:val="Heading3"/>
-        <w:numPr>
-          <w:ilvl w:val="0"/>
-          <w:numId w:val="0"/>
-        </w:numPr>
-        <w:ind w:firstLine="14.40pt"/>
-        <w:rPr>
-          <w:i w:val="0"/>
-          <w:iCs w:val="0"/>
-        </w:rPr>
-      </w:pPr>
-      <w:r>
-        <w:rPr>
-          <w:i w:val="0"/>
-          <w:iCs w:val="0"/>
-        </w:rPr>
-        <w:lastRenderedPageBreak/>
-        <w:t>Paragraph 2 blah blah. Hello this is paragraph 2 and I’m trying to extend it so that you can see how far the indentation goes. Thanks.</w:t>
-      </w:r>
-    </w:p>
-    <w:p>
-      <w:pPr>
-        <w:pStyle w:val="Heading2"/>
-      </w:pPr>
-      <w:r>
-        <w:t>Section C</w:t>
-      </w:r>
-    </w:p>
-    <w:p>
-      <w:pPr>
-        <w:pStyle w:val="Heading3"/>
-        <w:numPr>
-          <w:ilvl w:val="0"/>
-          <w:numId w:val="0"/>
-        </w:numPr>
-        <w:ind w:firstLine="14.40pt"/>
-        <w:rPr>
-          <w:i w:val="0"/>
-          <w:iCs w:val="0"/>
-        </w:rPr>
-      </w:pPr>
-      <w:r>
-        <w:rPr>
-          <w:i w:val="0"/>
-          <w:iCs w:val="0"/>
-        </w:rPr>
-        <w:t xml:space="preserve">Paragraph 1 blah blah. Hello this is paragraph 1 and im triyn to extend it os that you can see how far the indentation goes. Thanks. </w:t>
-      </w:r>
-    </w:p>
-    <w:p>
-      <w:pPr>
-        <w:pStyle w:val="Heading3"/>
-        <w:numPr>
-          <w:ilvl w:val="0"/>
-          <w:numId w:val="0"/>
-        </w:numPr>
-        <w:ind w:firstLine="14.40pt"/>
-        <w:rPr>
-          <w:i w:val="0"/>
-          <w:iCs w:val="0"/>
-        </w:rPr>
-      </w:pPr>
-      <w:r>
-        <w:rPr>
-          <w:i w:val="0"/>
-          <w:iCs w:val="0"/>
-        </w:rPr>
         <w:t>Paragraph 2 blah blah. Hello this is paragraph 2 and I’m trying to extend it so that you can see how far the indentation goes. Thanks.</w:t>
       </w:r>
     </w:p>
@@ -8326,7 +9048,7 @@
         <w:pStyle w:val="references"/>
         <w:ind w:start="17.70pt" w:hanging="17.70pt"/>
       </w:pPr>
-      <w:hyperlink r:id="rId34" w:history="1">
+      <w:hyperlink r:id="rId39" w:history="1">
         <w:r>
           <w:rPr>
             <w:rStyle w:val="Hyperlink"/>
@@ -8341,11 +9063,7 @@
       </w:pPr>
       <w:bookmarkStart w:id="2" w:name="_Ref222519479"/>
       <w:r>
-        <w:t xml:space="preserve">M. A. ihedrane, A. E. FAdl, and S. Bri, “Direction of Arrival Using 2-D Matrix Pencil Method,” Advances in Science, Technology and </w:t>
-      </w:r>
-      <w:r>
-        <w:lastRenderedPageBreak/>
-        <w:t>Engineering Systems Journal, vol. 4, no. 5, pp. 341–342, 2019, doi: https://doi.org/10.25046/aj040544.</w:t>
+        <w:t>M. A. ihedrane, A. E. FAdl, and S. Bri, “Direction of Arrival Using 2-D Matrix Pencil Method,” Advances in Science, Technology and Engineering Systems Journal, vol. 4, no. 5, pp. 341–342, 2019, doi: https://doi.org/10.25046/aj040544.</w:t>
       </w:r>
       <w:bookmarkEnd w:id="2"/>
     </w:p>
